--- a/ゲーム科1年/00_前期/ゲームプログラミングⅢ/ゲーム数学/テスト/ゲーム数学テスト_答え.docx
+++ b/ゲーム科1年/00_前期/ゲームプログラミングⅢ/ゲーム数学/テスト/ゲーム数学テスト_答え.docx
@@ -4154,7 +4154,7 @@
                 <w:sz w:val="28"/>
                 <w:szCs w:val="28"/>
               </w:rPr>
-              <m:t>A,  -80</m:t>
+              <m:t>A,  -8</m:t>
             </m:r>
           </m:e>
         </m:bar>
@@ -7822,7 +7822,23 @@
                 <w:sz w:val="28"/>
                 <w:szCs w:val="28"/>
               </w:rPr>
-              <m:t>(250, 400)</m:t>
+              <m:t xml:space="preserve">(250, </m:t>
+            </m:r>
+            <m:r>
+              <w:rPr>
+                <w:rFonts w:ascii="Cambria Math" w:hAnsi="Cambria Math"/>
+                <w:sz w:val="28"/>
+                <w:szCs w:val="28"/>
+              </w:rPr>
+              <m:t>-</m:t>
+            </m:r>
+            <m:r>
+              <w:rPr>
+                <w:rFonts w:ascii="Cambria Math" w:hAnsi="Cambria Math"/>
+                <w:sz w:val="28"/>
+                <w:szCs w:val="28"/>
+              </w:rPr>
+              <m:t>400)</m:t>
             </m:r>
             <m:r>
               <m:rPr>
@@ -10998,7 +11014,7 @@
         </w:rPr>
       </w:pPr>
       <m:oMath>
-        <w:hyperlink r:id="rId5" w:history="1">
+        <w:hyperlink r:id="rId6" w:history="1">
           <m:r>
             <w:rPr>
               <w:rStyle w:val="a6"/>
@@ -14785,55 +14801,7 @@
                 <w:sz w:val="28"/>
                 <w:szCs w:val="28"/>
               </w:rPr>
-              <m:t>A,   [</m:t>
-            </m:r>
-            <m:r>
-              <w:rPr>
-                <w:rFonts w:ascii="Cambria Math" w:hAnsi="Cambria Math"/>
-                <w:sz w:val="28"/>
-                <w:szCs w:val="28"/>
-              </w:rPr>
-              <m:t>-3</m:t>
-            </m:r>
-            <m:r>
-              <w:rPr>
-                <w:rFonts w:ascii="Cambria Math" w:hAnsi="Cambria Math"/>
-                <w:sz w:val="28"/>
-                <w:szCs w:val="28"/>
-              </w:rPr>
-              <m:t xml:space="preserve">, </m:t>
-            </m:r>
-            <m:r>
-              <w:rPr>
-                <w:rFonts w:ascii="Cambria Math" w:hAnsi="Cambria Math"/>
-                <w:sz w:val="28"/>
-                <w:szCs w:val="28"/>
-              </w:rPr>
-              <m:t>6</m:t>
-            </m:r>
-            <m:r>
-              <w:rPr>
-                <w:rFonts w:ascii="Cambria Math" w:hAnsi="Cambria Math"/>
-                <w:sz w:val="28"/>
-                <w:szCs w:val="28"/>
-              </w:rPr>
-              <m:t>, -</m:t>
-            </m:r>
-            <m:r>
-              <w:rPr>
-                <w:rFonts w:ascii="Cambria Math" w:hAnsi="Cambria Math"/>
-                <w:sz w:val="28"/>
-                <w:szCs w:val="28"/>
-              </w:rPr>
-              <m:t>3</m:t>
-            </m:r>
-            <m:r>
-              <w:rPr>
-                <w:rFonts w:ascii="Cambria Math" w:hAnsi="Cambria Math"/>
-                <w:sz w:val="28"/>
-                <w:szCs w:val="28"/>
-              </w:rPr>
-              <m:t>]</m:t>
+              <m:t>A,   [-3, 6, -3]</m:t>
             </m:r>
           </m:e>
         </m:bar>
@@ -19902,4 +19870,16 @@
     </a:ext>
   </a:extLst>
 </a:theme>
+</file>
+
+<file path=customXml/item1.xml><?xml version="1.0" encoding="utf-8"?>
+<b:Sources xmlns:b="http://schemas.openxmlformats.org/officeDocument/2006/bibliography" xmlns="http://schemas.openxmlformats.org/officeDocument/2006/bibliography" SelectedStyle="\APASixthEditionOfficeOnline.xsl" StyleName="APA" Version="6"/>
+</file>
+
+<file path=customXml/itemProps1.xml><?xml version="1.0" encoding="utf-8"?>
+<ds:datastoreItem xmlns:ds="http://schemas.openxmlformats.org/officeDocument/2006/customXml" ds:itemID="{CE7435B1-4F94-4881-929B-1ED08D62067B}">
+  <ds:schemaRefs>
+    <ds:schemaRef ds:uri="http://schemas.openxmlformats.org/officeDocument/2006/bibliography"/>
+  </ds:schemaRefs>
+</ds:datastoreItem>
 </file>